--- a/PPTs/Exams/CSC256 Final Exam Cheatsheet.docx
+++ b/PPTs/Exams/CSC256 Final Exam Cheatsheet.docx
@@ -168,6 +168,7 @@
         <w:rPr>
           <w:rFonts w:eastAsiaTheme="minorEastAsia"/>
           <w:b/>
+          <w:noProof/>
           <w:color w:val="000000"/>
         </w:rPr>
         <w:drawing>
@@ -236,6 +237,8 @@
           <w:rFonts w:eastAsiaTheme="minorEastAsia"/>
           <w:bCs/>
           <w:color w:val="000000"/>
+          <w:sz w:val="28"/>
+          <w:szCs w:val="28"/>
         </w:rPr>
       </w:pPr>
       <w:r>
@@ -243,6 +246,8 @@
           <w:rFonts w:eastAsiaTheme="minorEastAsia"/>
           <w:bCs/>
           <w:color w:val="000000"/>
+          <w:sz w:val="28"/>
+          <w:szCs w:val="28"/>
         </w:rPr>
         <w:t>Consider all lower-priority tasks (k</w:t>
       </w:r>
@@ -251,76 +256,50 @@
           <w:rFonts w:ascii="Cambria Math" w:eastAsiaTheme="minorEastAsia" w:hAnsi="Cambria Math" w:cs="Cambria Math"/>
           <w:bCs/>
           <w:color w:val="000000"/>
+          <w:sz w:val="28"/>
+          <w:szCs w:val="28"/>
         </w:rPr>
         <w:t>∈</w:t>
-      </w:r>
-      <w:proofErr w:type="spellStart"/>
-      <w:r>
-        <w:rPr>
-          <w:rFonts w:eastAsiaTheme="minorEastAsia"/>
-          <w:bCs/>
-          <w:color w:val="000000"/>
-        </w:rPr>
-        <w:t>lp</w:t>
-      </w:r>
-      <w:proofErr w:type="spellEnd"/>
-      <w:r>
-        <w:rPr>
-          <w:rFonts w:eastAsiaTheme="minorEastAsia"/>
-          <w:bCs/>
-          <w:color w:val="000000"/>
-        </w:rPr>
-        <w:t>(</w:t>
-      </w:r>
-      <w:proofErr w:type="spellStart"/>
-      <w:r>
-        <w:rPr>
-          <w:rFonts w:eastAsiaTheme="minorEastAsia"/>
-          <w:bCs/>
-          <w:color w:val="000000"/>
-        </w:rPr>
-        <w:t>i</w:t>
-      </w:r>
-      <w:proofErr w:type="spellEnd"/>
-      <w:r>
-        <w:rPr>
-          <w:rFonts w:eastAsiaTheme="minorEastAsia"/>
-          <w:bCs/>
-          <w:color w:val="000000"/>
-        </w:rPr>
-        <w:t>)), and the semaphores they can lock (s)</w:t>
-      </w:r>
-    </w:p>
-    <w:p>
-      <w:pPr>
-        <w:jc w:val="both"/>
-        <w:rPr>
-          <w:rFonts w:eastAsiaTheme="minorEastAsia"/>
-          <w:bCs/>
-          <w:color w:val="000000"/>
-        </w:rPr>
-      </w:pPr>
-      <w:r>
-        <w:rPr>
-          <w:rFonts w:eastAsiaTheme="minorEastAsia"/>
-          <w:bCs/>
-          <w:color w:val="000000"/>
-        </w:rPr>
-        <w:t xml:space="preserve">Select from those semaphores (s) with ceiling higher than or equal to </w:t>
       </w:r>
       <w:r>
         <w:rPr>
           <w:rFonts w:eastAsiaTheme="minorEastAsia"/>
           <w:bCs/>
           <w:color w:val="000000"/>
+          <w:sz w:val="28"/>
+          <w:szCs w:val="28"/>
         </w:rPr>
-        <w:t>〖</w:t>
+        <w:t>lp(i)), and the semaphores they can lock (s)</w:t>
+      </w:r>
+    </w:p>
+    <w:p>
+      <w:pPr>
+        <w:jc w:val="both"/>
+        <w:rPr>
+          <w:rFonts w:eastAsiaTheme="minorEastAsia"/>
+          <w:bCs/>
+          <w:color w:val="000000"/>
+          <w:sz w:val="28"/>
+          <w:szCs w:val="28"/>
+        </w:rPr>
+      </w:pPr>
+      <w:r>
+        <w:rPr>
+          <w:rFonts w:eastAsiaTheme="minorEastAsia"/>
+          <w:bCs/>
+          <w:color w:val="000000"/>
+          <w:sz w:val="28"/>
+          <w:szCs w:val="28"/>
+        </w:rPr>
+        <w:t xml:space="preserve">Select from those semaphores (s) with ceiling higher than or equal to </w:t>
       </w:r>
       <w:r>
         <w:rPr>
           <w:rFonts w:ascii="Cambria Math" w:eastAsiaTheme="minorEastAsia" w:hAnsi="Cambria Math" w:cs="Cambria Math"/>
           <w:bCs/>
           <w:color w:val="000000"/>
+          <w:sz w:val="28"/>
+          <w:szCs w:val="28"/>
         </w:rPr>
         <w:t>𝑝𝑟𝑖</w:t>
       </w:r>
@@ -329,6 +308,8 @@
           <w:rFonts w:eastAsiaTheme="minorEastAsia"/>
           <w:bCs/>
           <w:color w:val="000000"/>
+          <w:sz w:val="28"/>
+          <w:szCs w:val="28"/>
         </w:rPr>
         <w:t>(</w:t>
       </w:r>
@@ -337,6 +318,8 @@
           <w:rFonts w:ascii="Cambria Math" w:eastAsiaTheme="minorEastAsia" w:hAnsi="Cambria Math" w:cs="Cambria Math"/>
           <w:bCs/>
           <w:color w:val="000000"/>
+          <w:sz w:val="28"/>
+          <w:szCs w:val="28"/>
         </w:rPr>
         <w:t>𝑖</w:t>
       </w:r>
@@ -345,6 +328,8 @@
           <w:rFonts w:eastAsiaTheme="minorEastAsia"/>
           <w:bCs/>
           <w:color w:val="000000"/>
+          <w:sz w:val="28"/>
+          <w:szCs w:val="28"/>
         </w:rPr>
         <w:t>)=</w:t>
       </w:r>
@@ -353,32 +338,63 @@
           <w:rFonts w:ascii="Cambria Math" w:eastAsiaTheme="minorEastAsia" w:hAnsi="Cambria Math" w:cs="Cambria Math"/>
           <w:bCs/>
           <w:color w:val="000000"/>
+          <w:sz w:val="28"/>
+          <w:szCs w:val="28"/>
         </w:rPr>
         <w:t>𝑃</w:t>
+      </w:r>
+      <w:r>
+        <w:rPr>
+          <w:rFonts w:ascii="Cambria Math" w:eastAsiaTheme="minorEastAsia" w:hAnsi="Cambria Math" w:cs="Cambria Math"/>
+          <w:bCs/>
+          <w:color w:val="000000"/>
+          <w:sz w:val="28"/>
+          <w:szCs w:val="28"/>
+          <w:vertAlign w:val="subscript"/>
+        </w:rPr>
+        <w:t>𝑖</w:t>
+      </w:r>
+    </w:p>
+    <w:p>
+      <w:pPr>
+        <w:jc w:val="both"/>
+        <w:rPr>
+          <w:rFonts w:eastAsiaTheme="minorEastAsia"/>
+          <w:bCs/>
+          <w:color w:val="000000"/>
+          <w:sz w:val="28"/>
+          <w:szCs w:val="28"/>
+        </w:rPr>
+      </w:pPr>
+      <w:r>
+        <w:rPr>
+          <w:rFonts w:eastAsiaTheme="minorEastAsia"/>
+          <w:bCs/>
+          <w:color w:val="000000"/>
+          <w:sz w:val="28"/>
+          <w:szCs w:val="28"/>
+        </w:rPr>
+        <w:t xml:space="preserve">Take max length of all </w:t>
       </w:r>
       <w:r>
         <w:rPr>
           <w:rFonts w:eastAsiaTheme="minorEastAsia"/>
           <w:bCs/>
           <w:color w:val="000000"/>
+          <w:sz w:val="28"/>
+          <w:szCs w:val="28"/>
         </w:rPr>
-        <w:t>〗</w:t>
+        <w:t xml:space="preserve">lower-priority </w:t>
       </w:r>
       <w:r>
         <w:rPr>
           <w:rFonts w:eastAsiaTheme="minorEastAsia"/>
           <w:bCs/>
           <w:color w:val="000000"/>
+          <w:sz w:val="28"/>
+          <w:szCs w:val="28"/>
         </w:rPr>
-        <w:t>_</w:t>
-      </w:r>
-      <w:r>
-        <w:rPr>
-          <w:rFonts w:ascii="Cambria Math" w:eastAsiaTheme="minorEastAsia" w:hAnsi="Cambria Math" w:cs="Cambria Math"/>
-          <w:bCs/>
-          <w:color w:val="000000"/>
-        </w:rPr>
-        <w:t>𝑖</w:t>
+        <w:t>tasks (k)’s critical sections that lock semaphore (s)</w:t>
       </w:r>
     </w:p>
     <w:p>
@@ -388,24 +404,8 @@
           <w:rFonts w:eastAsiaTheme="minorEastAsia"/>
           <w:bCs/>
           <w:color w:val="000000"/>
-        </w:rPr>
-      </w:pPr>
-      <w:r>
-        <w:rPr>
-          <w:rFonts w:eastAsiaTheme="minorEastAsia"/>
-          <w:bCs/>
-          <w:color w:val="000000"/>
-        </w:rPr>
-        <w:t>Take max length of all tasks (k)’s critical sections that lock semaphores (s)</w:t>
-      </w:r>
-    </w:p>
-    <w:p>
-      <w:pPr>
-        <w:jc w:val="both"/>
-        <w:rPr>
-          <w:rFonts w:eastAsiaTheme="minorEastAsia"/>
-          <w:bCs/>
-          <w:color w:val="000000"/>
+          <w:sz w:val="32"/>
+          <w:szCs w:val="32"/>
         </w:rPr>
       </w:pPr>
     </w:p>
@@ -3337,6 +3337,7 @@
   <w:style w:type="character" w:default="1" w:styleId="DefaultParagraphFont">
     <w:name w:val="Default Paragraph Font"/>
     <w:uiPriority w:val="1"/>
+    <w:semiHidden/>
     <w:unhideWhenUsed/>
   </w:style>
   <w:style w:type="table" w:default="1" w:styleId="TableNormal">
